--- a/Лабораторные/Лабораторная работа 4.docx
+++ b/Лабораторные/Лабораторная работа 4.docx
@@ -90,8 +90,6 @@
         </w:rPr>
         <w:t>при помощи</w:t>
       </w:r>
-      <w:bookmarkStart w:id="1" w:name="_GoBack"/>
-      <w:bookmarkEnd w:id="1"/>
       <w:r>
         <w:rPr>
           <w:bCs/>
@@ -3039,16 +3037,15 @@
           <w:sz w:val="22"/>
           <w:szCs w:val="22"/>
         </w:rPr>
-        <w:t xml:space="preserve">Программа должна быть загружена в </w:t>
+        <w:t>Предусмотреть формы для CRUD-операций (Create, Read, Update, Delete)</w:t>
       </w:r>
       <w:r>
         <w:rPr>
           <w:color w:val="000000" w:themeColor="text1"/>
           <w:sz w:val="22"/>
           <w:szCs w:val="22"/>
-          <w:lang w:val="en-US"/>
-        </w:rPr>
-        <w:t>GitHub</w:t>
+        </w:rPr>
+        <w:t xml:space="preserve"> с заданными классами</w:t>
       </w:r>
       <w:r>
         <w:rPr>
@@ -3056,7 +3053,7 @@
           <w:sz w:val="22"/>
           <w:szCs w:val="22"/>
         </w:rPr>
-        <w:t xml:space="preserve"> репозиторий.</w:t>
+        <w:t>.</w:t>
       </w:r>
     </w:p>
     <w:p>
@@ -3082,15 +3079,16 @@
           <w:sz w:val="22"/>
           <w:szCs w:val="22"/>
         </w:rPr>
-        <w:t>Предусмотреть формы для CRUD-операций (Create, Read, Update, Delete)</w:t>
+        <w:t xml:space="preserve">Операции должны обязательно использовать </w:t>
       </w:r>
       <w:r>
         <w:rPr>
           <w:color w:val="000000" w:themeColor="text1"/>
           <w:sz w:val="22"/>
           <w:szCs w:val="22"/>
-        </w:rPr>
-        <w:t xml:space="preserve"> с заданными классами</w:t>
+          <w:lang w:val="en-US"/>
+        </w:rPr>
+        <w:t>LINQ</w:t>
       </w:r>
       <w:r>
         <w:rPr>
@@ -3098,7 +3096,39 @@
           <w:sz w:val="22"/>
           <w:szCs w:val="22"/>
         </w:rPr>
-        <w:t>.</w:t>
+        <w:t xml:space="preserve">. </w:t>
+      </w:r>
+      <w:r>
+        <w:rPr>
+          <w:color w:val="000000" w:themeColor="text1"/>
+          <w:sz w:val="22"/>
+          <w:szCs w:val="22"/>
+        </w:rPr>
+        <w:t>П</w:t>
+      </w:r>
+      <w:r>
+        <w:rPr>
+          <w:color w:val="000000" w:themeColor="text1"/>
+          <w:sz w:val="22"/>
+          <w:szCs w:val="22"/>
+        </w:rPr>
+        <w:t xml:space="preserve">редусмотреть: фильтрация данных, сортировка по определенному </w:t>
+      </w:r>
+      <w:r>
+        <w:rPr>
+          <w:color w:val="000000" w:themeColor="text1"/>
+          <w:sz w:val="22"/>
+          <w:szCs w:val="22"/>
+        </w:rPr>
+        <w:t>критерию</w:t>
+      </w:r>
+      <w:r>
+        <w:rPr>
+          <w:color w:val="000000" w:themeColor="text1"/>
+          <w:sz w:val="22"/>
+          <w:szCs w:val="22"/>
+        </w:rPr>
+        <w:t>, проекция, группировка и агрегация.</w:t>
       </w:r>
     </w:p>
     <w:p>
@@ -3124,16 +3154,15 @@
           <w:sz w:val="22"/>
           <w:szCs w:val="22"/>
         </w:rPr>
-        <w:t xml:space="preserve">Операции должны обязательно использовать </w:t>
+        <w:t>Предусмотреть в</w:t>
       </w:r>
       <w:r>
         <w:rPr>
           <w:color w:val="000000" w:themeColor="text1"/>
           <w:sz w:val="22"/>
           <w:szCs w:val="22"/>
-          <w:lang w:val="en-US"/>
-        </w:rPr>
-        <w:t>LINQ</w:t>
+        </w:rPr>
+        <w:t>алидаци</w:t>
       </w:r>
       <w:r>
         <w:rPr>
@@ -3141,7 +3170,7 @@
           <w:sz w:val="22"/>
           <w:szCs w:val="22"/>
         </w:rPr>
-        <w:t xml:space="preserve">. </w:t>
+        <w:t>ю</w:t>
       </w:r>
       <w:r>
         <w:rPr>
@@ -3149,7 +3178,7 @@
           <w:sz w:val="22"/>
           <w:szCs w:val="22"/>
         </w:rPr>
-        <w:t>П</w:t>
+        <w:t xml:space="preserve"> ввода (проверка на пустые поля</w:t>
       </w:r>
       <w:r>
         <w:rPr>
@@ -3157,7 +3186,7 @@
           <w:sz w:val="22"/>
           <w:szCs w:val="22"/>
         </w:rPr>
-        <w:t xml:space="preserve">редусмотреть: фильтрация данных, сортировка по определенному </w:t>
+        <w:t xml:space="preserve"> и др.</w:t>
       </w:r>
       <w:r>
         <w:rPr>
@@ -3165,7 +3194,7 @@
           <w:sz w:val="22"/>
           <w:szCs w:val="22"/>
         </w:rPr>
-        <w:t>критерию</w:t>
+        <w:t>)</w:t>
       </w:r>
       <w:r>
         <w:rPr>
@@ -3173,7 +3202,7 @@
           <w:sz w:val="22"/>
           <w:szCs w:val="22"/>
         </w:rPr>
-        <w:t>, проекция, группировка и агрегация.</w:t>
+        <w:t>.</w:t>
       </w:r>
     </w:p>
     <w:p>
@@ -3195,11 +3224,12 @@
       </w:pPr>
       <w:r>
         <w:rPr>
+          <w:b/>
           <w:color w:val="000000" w:themeColor="text1"/>
           <w:sz w:val="22"/>
           <w:szCs w:val="22"/>
         </w:rPr>
-        <w:t>Предусмотреть в</w:t>
+        <w:t>Для оценки «Удовлетворительно».</w:t>
       </w:r>
       <w:r>
         <w:rPr>
@@ -3207,47 +3237,7 @@
           <w:sz w:val="22"/>
           <w:szCs w:val="22"/>
         </w:rPr>
-        <w:t>алидаци</w:t>
-      </w:r>
-      <w:r>
-        <w:rPr>
-          <w:color w:val="000000" w:themeColor="text1"/>
-          <w:sz w:val="22"/>
-          <w:szCs w:val="22"/>
-        </w:rPr>
-        <w:t>ю</w:t>
-      </w:r>
-      <w:r>
-        <w:rPr>
-          <w:color w:val="000000" w:themeColor="text1"/>
-          <w:sz w:val="22"/>
-          <w:szCs w:val="22"/>
-        </w:rPr>
-        <w:t xml:space="preserve"> ввода (проверка на пустые поля</w:t>
-      </w:r>
-      <w:r>
-        <w:rPr>
-          <w:color w:val="000000" w:themeColor="text1"/>
-          <w:sz w:val="22"/>
-          <w:szCs w:val="22"/>
-        </w:rPr>
-        <w:t xml:space="preserve"> и др.</w:t>
-      </w:r>
-      <w:r>
-        <w:rPr>
-          <w:color w:val="000000" w:themeColor="text1"/>
-          <w:sz w:val="22"/>
-          <w:szCs w:val="22"/>
-        </w:rPr>
-        <w:t>)</w:t>
-      </w:r>
-      <w:r>
-        <w:rPr>
-          <w:color w:val="000000" w:themeColor="text1"/>
-          <w:sz w:val="22"/>
-          <w:szCs w:val="22"/>
-        </w:rPr>
-        <w:t>.</w:t>
+        <w:t xml:space="preserve"> Использовать 1 класс.</w:t>
       </w:r>
     </w:p>
     <w:p>
@@ -3274,7 +3264,7 @@
           <w:sz w:val="22"/>
           <w:szCs w:val="22"/>
         </w:rPr>
-        <w:t>Для оценки «Удовлетворительно».</w:t>
+        <w:t>Для оценки «Хорошо».</w:t>
       </w:r>
       <w:r>
         <w:rPr>
@@ -3282,7 +3272,7 @@
           <w:sz w:val="22"/>
           <w:szCs w:val="22"/>
         </w:rPr>
-        <w:t xml:space="preserve"> Использовать 1 класс.</w:t>
+        <w:t xml:space="preserve"> Использовать 2 класса.</w:t>
       </w:r>
     </w:p>
     <w:p>
@@ -3309,7 +3299,7 @@
           <w:sz w:val="22"/>
           <w:szCs w:val="22"/>
         </w:rPr>
-        <w:t>Для оценки «Хорошо».</w:t>
+        <w:t>Для оценки «Отлично».</w:t>
       </w:r>
       <w:r>
         <w:rPr>
@@ -3317,43 +3307,35 @@
           <w:sz w:val="22"/>
           <w:szCs w:val="22"/>
         </w:rPr>
-        <w:t xml:space="preserve"> Использовать 2 класса.</w:t>
-      </w:r>
-    </w:p>
-    <w:p>
-      <w:pPr>
-        <w:numPr>
-          <w:ilvl w:val="0"/>
-          <w:numId w:val="4"/>
-        </w:numPr>
-        <w:tabs>
-          <w:tab w:val="clear" w:pos="720"/>
-        </w:tabs>
-        <w:ind w:left="284" w:hanging="284"/>
-        <w:jc w:val="both"/>
+        <w:t xml:space="preserve"> Использовать 3 класса.</w:t>
+      </w:r>
+      <w:r>
         <w:rPr>
           <w:color w:val="000000" w:themeColor="text1"/>
           <w:sz w:val="22"/>
           <w:szCs w:val="22"/>
         </w:rPr>
-      </w:pPr>
-      <w:r>
-        <w:rPr>
-          <w:b/>
+        <w:t xml:space="preserve"> </w:t>
+      </w:r>
+      <w:r>
+        <w:rPr>
           <w:color w:val="000000" w:themeColor="text1"/>
           <w:sz w:val="22"/>
           <w:szCs w:val="22"/>
         </w:rPr>
-        <w:t>Для оценки «Отлично».</w:t>
+        <w:t xml:space="preserve">Загрузить программу в </w:t>
       </w:r>
       <w:r>
         <w:rPr>
           <w:color w:val="000000" w:themeColor="text1"/>
           <w:sz w:val="22"/>
           <w:szCs w:val="22"/>
-        </w:rPr>
-        <w:t xml:space="preserve"> Использовать 3 класса.</w:t>
-      </w:r>
+          <w:lang w:val="en-US"/>
+        </w:rPr>
+        <w:t>GitHub</w:t>
+      </w:r>
+      <w:bookmarkStart w:id="1" w:name="_GoBack"/>
+      <w:bookmarkEnd w:id="1"/>
     </w:p>
     <w:p>
       <w:pPr>
@@ -54688,7 +54670,7 @@
       <w:rPr>
         <w:noProof/>
       </w:rPr>
-      <w:t>26</w:t>
+      <w:t>21</w:t>
     </w:r>
     <w:r>
       <w:fldChar w:fldCharType="end"/>
@@ -61805,7 +61787,7 @@
 </file>
 
 <file path=customXml/itemProps1.xml><?xml version="1.0" encoding="utf-8"?>
-<ds:datastoreItem xmlns:ds="http://schemas.openxmlformats.org/officeDocument/2006/customXml" ds:itemID="{29D1C37E-686D-4009-9FC1-79D395EBB793}">
+<ds:datastoreItem xmlns:ds="http://schemas.openxmlformats.org/officeDocument/2006/customXml" ds:itemID="{4B2918A2-51B4-45F5-9E3B-ECA2E63294C1}">
   <ds:schemaRefs>
     <ds:schemaRef ds:uri="http://schemas.openxmlformats.org/officeDocument/2006/bibliography"/>
   </ds:schemaRefs>
